--- a/INTEGRAÇÃO-CRM.docx
+++ b/INTEGRAÇÃO-CRM.docx
@@ -1,6 +1,6 @@
 
 <file path=word/document.xml><?xml version="1.0" encoding="utf-8"?>
-<w:document xmlns:wpc="http://schemas.microsoft.com/office/word/2010/wordprocessingCanvas" xmlns:cx="http://schemas.microsoft.com/office/drawing/2014/chartex" xmlns:cx1="http://schemas.microsoft.com/office/drawing/2015/9/8/chartex" xmlns:cx2="http://schemas.microsoft.com/office/drawing/2015/10/21/chartex" xmlns:cx3="http://schemas.microsoft.com/office/drawing/2016/5/9/chartex" xmlns:cx4="http://schemas.microsoft.com/office/drawing/2016/5/10/chartex" xmlns:cx5="http://schemas.microsoft.com/office/drawing/2016/5/11/chartex" xmlns:cx6="http://schemas.microsoft.com/office/drawing/2016/5/12/chartex" xmlns:cx7="http://schemas.microsoft.com/office/drawing/2016/5/13/chartex" xmlns:cx8="http://schemas.microsoft.com/office/drawing/2016/5/14/chartex" xmlns:mc="http://schemas.openxmlformats.org/markup-compatibility/2006" xmlns:aink="http://schemas.microsoft.com/office/drawing/2016/ink" xmlns:am3d="http://schemas.microsoft.com/office/drawing/2017/model3d" xmlns:o="urn:schemas-microsoft-com:office:office" xmlns:oel="http://schemas.microsoft.com/office/2019/extlst" xmlns:r="http://schemas.openxmlformats.org/officeDocument/2006/relationships" xmlns:m="http://schemas.openxmlformats.org/officeDocument/2006/math" xmlns:v="urn:schemas-microsoft-com:vml" xmlns:wp14="http://schemas.microsoft.com/office/word/2010/wordprocessingDrawing" xmlns:wp="http://schemas.openxmlformats.org/drawingml/2006/wordprocessingDrawing" xmlns:w10="urn:schemas-microsoft-com:office:word" xmlns:w="http://schemas.openxmlformats.org/wordprocessingml/2006/main" xmlns:w14="http://schemas.microsoft.com/office/word/2010/wordml" xmlns:w15="http://schemas.microsoft.com/office/word/2012/wordml" xmlns:w16cex="http://schemas.microsoft.com/office/word/2018/wordml/cex" xmlns:w16cid="http://schemas.microsoft.com/office/word/2016/wordml/cid" xmlns:w16="http://schemas.microsoft.com/office/word/2018/wordml" xmlns:w16du="http://schemas.microsoft.com/office/word/2023/wordml/word16du" xmlns:w16sdtdh="http://schemas.microsoft.com/office/word/2020/wordml/sdtdatahash" xmlns:w16sdtfl="http://schemas.microsoft.com/office/word/2024/wordml/sdtformatlock" xmlns:w16se="http://schemas.microsoft.com/office/word/2015/wordml/symex" xmlns:wpg="http://schemas.microsoft.com/office/word/2010/wordprocessingGroup" xmlns:wpi="http://schemas.microsoft.com/office/word/2010/wordprocessingInk" xmlns:wne="http://schemas.microsoft.com/office/word/2006/wordml" xmlns:wps="http://schemas.microsoft.com/office/word/2010/wordprocessingShape" mc:Ignorable="w14 w15 w16se w16cid w16 w16cex w16sdtdh w16sdtfl w16du wp14">
+<w:document xmlns:wpc="http://schemas.microsoft.com/office/word/2010/wordprocessingCanvas" xmlns:cx="http://schemas.microsoft.com/office/drawing/2014/chartex" xmlns:mc="http://schemas.openxmlformats.org/markup-compatibility/2006" xmlns:o="urn:schemas-microsoft-com:office:office" xmlns:r="http://schemas.openxmlformats.org/officeDocument/2006/relationships" xmlns:m="http://schemas.openxmlformats.org/officeDocument/2006/math" xmlns:v="urn:schemas-microsoft-com:vml" xmlns:wp14="http://schemas.microsoft.com/office/word/2010/wordprocessingDrawing" xmlns:wp="http://schemas.openxmlformats.org/drawingml/2006/wordprocessingDrawing" xmlns:w10="urn:schemas-microsoft-com:office:word" xmlns:w="http://schemas.openxmlformats.org/wordprocessingml/2006/main" xmlns:w14="http://schemas.microsoft.com/office/word/2010/wordml" xmlns:w15="http://schemas.microsoft.com/office/word/2012/wordml" xmlns:w16se="http://schemas.microsoft.com/office/word/2015/wordml/symex" xmlns:wpg="http://schemas.microsoft.com/office/word/2010/wordprocessingGroup" xmlns:wpi="http://schemas.microsoft.com/office/word/2010/wordprocessingInk" xmlns:wne="http://schemas.microsoft.com/office/word/2006/wordml" xmlns:wps="http://schemas.microsoft.com/office/word/2010/wordprocessingShape" mc:Ignorable="w14 w15 w16se wp14">
   <w:body>
     <w:p>
       <w:pPr>
@@ -14,7 +14,239 @@
           <w:b/>
           <w:bCs/>
         </w:rPr>
-        <w:t>1. Automação do Catálogo de Veículos (WhatsApp/Meta)</w:t>
+        <w:t xml:space="preserve">1. </w:t>
+      </w:r>
+      <w:r>
+        <w:rPr>
+          <w:b/>
+          <w:bCs/>
+        </w:rPr>
+        <w:t xml:space="preserve">Captura Automática de Leads do Meta </w:t>
+      </w:r>
+      <w:proofErr w:type="spellStart"/>
+      <w:r>
+        <w:rPr>
+          <w:b/>
+          <w:bCs/>
+        </w:rPr>
+        <w:t>Ads</w:t>
+      </w:r>
+      <w:proofErr w:type="spellEnd"/>
+      <w:r>
+        <w:rPr>
+          <w:b/>
+          <w:bCs/>
+        </w:rPr>
+        <w:t xml:space="preserve"> | </w:t>
+      </w:r>
+    </w:p>
+    <w:p>
+      <w:pPr>
+        <w:rPr>
+          <w:b/>
+          <w:bCs/>
+        </w:rPr>
+      </w:pPr>
+      <w:r>
+        <w:rPr>
+          <w:b/>
+          <w:bCs/>
+          <w:color w:val="EE0000"/>
+        </w:rPr>
+        <w:t>1°</w:t>
+      </w:r>
+      <w:r>
+        <w:rPr>
+          <w:b/>
+          <w:bCs/>
+        </w:rPr>
+        <w:t xml:space="preserve"> </w:t>
+      </w:r>
+      <w:r>
+        <w:rPr>
+          <w:b/>
+          <w:bCs/>
+          <w:color w:val="EE0000"/>
+        </w:rPr>
+        <w:t>MAIS RÁPIDO</w:t>
+      </w:r>
+    </w:p>
+    <w:p>
+      <w:r>
+        <w:t>O cliente clicou no anúncio do Instagram/</w:t>
+      </w:r>
+      <w:proofErr w:type="spellStart"/>
+      <w:r>
+        <w:t>Facebook</w:t>
+      </w:r>
+      <w:proofErr w:type="spellEnd"/>
+      <w:r>
+        <w:t xml:space="preserve"> e foi redirecionado para o WhatsApp. O CRM já deve saber quem ele é antes mesmo do vendedor dar "Bom dia".</w:t>
+      </w:r>
+    </w:p>
+    <w:p>
+      <w:pPr>
+        <w:numPr>
+          <w:ilvl w:val="0"/>
+          <w:numId w:val="3"/>
+        </w:numPr>
+      </w:pPr>
+      <w:r>
+        <w:rPr>
+          <w:b/>
+          <w:bCs/>
+        </w:rPr>
+        <w:t>Como funciona:</w:t>
+      </w:r>
+      <w:r>
+        <w:t xml:space="preserve"> Através do sistema de </w:t>
+      </w:r>
+      <w:proofErr w:type="spellStart"/>
+      <w:r>
+        <w:rPr>
+          <w:b/>
+          <w:bCs/>
+        </w:rPr>
+        <w:t>Webhooks</w:t>
+      </w:r>
+      <w:proofErr w:type="spellEnd"/>
+      <w:r>
+        <w:t xml:space="preserve"> da Meta.</w:t>
+      </w:r>
+    </w:p>
+    <w:p>
+      <w:pPr>
+        <w:numPr>
+          <w:ilvl w:val="0"/>
+          <w:numId w:val="3"/>
+        </w:numPr>
+      </w:pPr>
+      <w:r>
+        <w:rPr>
+          <w:b/>
+          <w:bCs/>
+        </w:rPr>
+        <w:t>A engenharia:</w:t>
+      </w:r>
+      <w:r>
+        <w:t xml:space="preserve"> Você criará um </w:t>
+      </w:r>
+      <w:proofErr w:type="spellStart"/>
+      <w:r>
+        <w:t>endpoint</w:t>
+      </w:r>
+      <w:proofErr w:type="spellEnd"/>
+      <w:r>
+        <w:t xml:space="preserve"> novo e aberto no seu servidor (</w:t>
+      </w:r>
+      <w:proofErr w:type="spellStart"/>
+      <w:r>
+        <w:t>ex</w:t>
+      </w:r>
+      <w:proofErr w:type="spellEnd"/>
+      <w:r>
+        <w:t xml:space="preserve">: </w:t>
+      </w:r>
+      <w:proofErr w:type="spellStart"/>
+      <w:r>
+        <w:t>api</w:t>
+      </w:r>
+      <w:proofErr w:type="spellEnd"/>
+      <w:r>
+        <w:t>/</w:t>
+      </w:r>
+      <w:proofErr w:type="spellStart"/>
+      <w:r>
+        <w:t>webhooks</w:t>
+      </w:r>
+      <w:proofErr w:type="spellEnd"/>
+      <w:r>
+        <w:t>/</w:t>
+      </w:r>
+      <w:proofErr w:type="spellStart"/>
+      <w:r>
+        <w:t>meta_ads.php</w:t>
+      </w:r>
+      <w:proofErr w:type="spellEnd"/>
+      <w:r>
+        <w:t xml:space="preserve">). Você vai lá no Gerenciador de Anúncios do </w:t>
+      </w:r>
+      <w:proofErr w:type="spellStart"/>
+      <w:r>
+        <w:t>Facebook</w:t>
+      </w:r>
+      <w:proofErr w:type="spellEnd"/>
+      <w:r>
+        <w:t xml:space="preserve"> e cadastra essa URL.</w:t>
+      </w:r>
+    </w:p>
+    <w:p>
+      <w:pPr>
+        <w:numPr>
+          <w:ilvl w:val="0"/>
+          <w:numId w:val="3"/>
+        </w:numPr>
+      </w:pPr>
+      <w:r>
+        <w:rPr>
+          <w:b/>
+          <w:bCs/>
+        </w:rPr>
+        <w:t>Resultado:</w:t>
+      </w:r>
+      <w:r>
+        <w:t xml:space="preserve"> No exato milissegundo que o cliente clica no anúncio e inicia a conversa, a Meta envia um pacote JSON oculto para o seu CRM contendo o nome, telefone e de qual carro (Campanha) ele veio. O seu PHP pega esse JSON, roda a função </w:t>
+      </w:r>
+      <w:proofErr w:type="spellStart"/>
+      <w:proofErr w:type="gramStart"/>
+      <w:r>
+        <w:t>adicionarLead</w:t>
+      </w:r>
+      <w:proofErr w:type="spellEnd"/>
+      <w:r>
+        <w:t>(</w:t>
+      </w:r>
+      <w:proofErr w:type="gramEnd"/>
+      <w:r>
+        <w:t xml:space="preserve">) e o lead já cai na coluna "Novos" do seu Funil instantaneamente, com a </w:t>
+      </w:r>
+      <w:proofErr w:type="spellStart"/>
+      <w:r>
+        <w:t>utm_campaign</w:t>
+      </w:r>
+      <w:proofErr w:type="spellEnd"/>
+      <w:r>
+        <w:t xml:space="preserve"> preenchida!</w:t>
+      </w:r>
+    </w:p>
+    <w:p>
+      <w:pPr>
+        <w:rPr>
+          <w:b/>
+          <w:bCs/>
+        </w:rPr>
+      </w:pPr>
+    </w:p>
+    <w:p>
+      <w:pPr>
+        <w:rPr>
+          <w:b/>
+          <w:bCs/>
+        </w:rPr>
+      </w:pPr>
+      <w:r>
+        <w:rPr>
+          <w:b/>
+          <w:bCs/>
+        </w:rPr>
+        <w:t>2</w:t>
+      </w:r>
+      <w:r>
+        <w:rPr>
+          <w:b/>
+          <w:bCs/>
+        </w:rPr>
+        <w:t>. Automação do Catálogo de Veículos (WhatsApp/Meta)</w:t>
       </w:r>
       <w:r>
         <w:rPr>
@@ -134,17 +366,32 @@
     </w:p>
     <w:p>
       <w:pPr>
-        <w:rPr>
-          <w:b/>
-          <w:bCs/>
-        </w:rPr>
-      </w:pPr>
-      <w:r>
-        <w:rPr>
-          <w:b/>
-          <w:bCs/>
-        </w:rPr>
-        <w:t>2. Integração do Chat do WhatsApp Direto no CRM (Omnichannel)</w:t>
+        <w:numPr>
+          <w:ilvl w:val="0"/>
+          <w:numId w:val="1"/>
+        </w:numPr>
+      </w:pPr>
+    </w:p>
+    <w:p>
+      <w:pPr>
+        <w:rPr>
+          <w:b/>
+          <w:bCs/>
+        </w:rPr>
+      </w:pPr>
+      <w:r>
+        <w:rPr>
+          <w:b/>
+          <w:bCs/>
+        </w:rPr>
+        <w:t>3</w:t>
+      </w:r>
+      <w:r>
+        <w:rPr>
+          <w:b/>
+          <w:bCs/>
+        </w:rPr>
+        <w:t>. Integração do Chat do WhatsApp Direto no CRM (Omnichannel)</w:t>
       </w:r>
       <w:r>
         <w:rPr>
@@ -210,6 +457,7 @@
           <w:b/>
           <w:bCs/>
         </w:rPr>
+        <w:lastRenderedPageBreak/>
         <w:t>Como funciona:</w:t>
       </w:r>
       <w:r>
@@ -310,158 +558,97 @@
       <w:r>
         <w:br/>
       </w:r>
-      <w:r>
-        <w:br/>
-      </w:r>
-      <w:r>
-        <w:br/>
-      </w:r>
-      <w:r>
-        <w:br/>
-      </w:r>
-      <w:r>
-        <w:br/>
-      </w:r>
-      <w:r>
-        <w:lastRenderedPageBreak/>
-        <w:br/>
-      </w:r>
     </w:p>
     <w:p>
       <w:pPr>
         <w:rPr>
           <w:b/>
-          <w:bCs/>
-        </w:rPr>
-      </w:pPr>
-      <w:r>
-        <w:rPr>
-          <w:b/>
-          <w:bCs/>
-        </w:rPr>
-        <w:t>3. Captura Automática de Leads do Meta Ads</w:t>
-      </w:r>
-      <w:r>
-        <w:rPr>
-          <w:b/>
-          <w:bCs/>
-        </w:rPr>
-        <w:t xml:space="preserve"> | </w:t>
+        </w:rPr>
+      </w:pPr>
+      <w:r>
+        <w:rPr>
+          <w:b/>
+        </w:rPr>
+        <w:t>BÔNUS</w:t>
       </w:r>
     </w:p>
     <w:p>
-      <w:pPr>
-        <w:rPr>
-          <w:b/>
-          <w:bCs/>
-        </w:rPr>
-      </w:pPr>
-      <w:r>
-        <w:rPr>
-          <w:b/>
-          <w:bCs/>
-          <w:color w:val="EE0000"/>
-        </w:rPr>
-        <w:t>1°</w:t>
-      </w:r>
-      <w:r>
-        <w:rPr>
-          <w:b/>
-          <w:bCs/>
-        </w:rPr>
-        <w:t xml:space="preserve"> </w:t>
-      </w:r>
-      <w:r>
-        <w:rPr>
-          <w:b/>
-          <w:bCs/>
-          <w:color w:val="EE0000"/>
-        </w:rPr>
-        <w:t>MAIS RÁPIDO</w:t>
+      <w:r>
+        <w:rPr>
+          <w:b/>
+          <w:bCs/>
+        </w:rPr>
+        <w:t>4</w:t>
+      </w:r>
+      <w:r>
+        <w:rPr>
+          <w:b/>
+          <w:bCs/>
+        </w:rPr>
+        <w:t xml:space="preserve">. </w:t>
+      </w:r>
+      <w:r>
+        <w:rPr>
+          <w:b/>
+          <w:bCs/>
+        </w:rPr>
+        <w:t xml:space="preserve">Automação de E-mail Marketing (RD </w:t>
+      </w:r>
+      <w:proofErr w:type="spellStart"/>
+      <w:r>
+        <w:rPr>
+          <w:b/>
+          <w:bCs/>
+        </w:rPr>
+        <w:t>Station</w:t>
+      </w:r>
+      <w:proofErr w:type="spellEnd"/>
+      <w:r>
+        <w:rPr>
+          <w:b/>
+          <w:bCs/>
+        </w:rPr>
+        <w:t xml:space="preserve"> / </w:t>
+      </w:r>
+      <w:proofErr w:type="spellStart"/>
+      <w:r>
+        <w:rPr>
+          <w:b/>
+          <w:bCs/>
+        </w:rPr>
+        <w:t>ActiveCampaign</w:t>
+      </w:r>
+      <w:proofErr w:type="spellEnd"/>
+      <w:r>
+        <w:rPr>
+          <w:b/>
+          <w:bCs/>
+        </w:rPr>
+        <w:t>):</w:t>
+      </w:r>
+      <w:r>
+        <w:t xml:space="preserve"> Se o lead ficar com o status "</w:t>
+      </w:r>
+      <w:proofErr w:type="spellStart"/>
+      <w:r>
+        <w:t>lost</w:t>
+      </w:r>
+      <w:proofErr w:type="spellEnd"/>
+      <w:r>
+        <w:t xml:space="preserve">" (Perdido) porque achou caro, o CRM avisa o RD </w:t>
+      </w:r>
+      <w:proofErr w:type="spellStart"/>
+      <w:r>
+        <w:t>Station</w:t>
+      </w:r>
+      <w:proofErr w:type="spellEnd"/>
+      <w:r>
+        <w:t xml:space="preserve"> para colocar esse cliente numa trilha de e-mails de "Ofertas de carros mais baratos"</w:t>
       </w:r>
     </w:p>
     <w:p>
-      <w:r>
-        <w:t>O cliente clicou no anúncio do Instagram/Facebook e foi redirecionado para o WhatsApp. O CRM já deve saber quem ele é antes mesmo do vendedor dar "Bom dia".</w:t>
-      </w:r>
-    </w:p>
-    <w:p>
-      <w:pPr>
-        <w:numPr>
-          <w:ilvl w:val="0"/>
-          <w:numId w:val="3"/>
-        </w:numPr>
-      </w:pPr>
-      <w:r>
-        <w:rPr>
-          <w:b/>
-          <w:bCs/>
-        </w:rPr>
-        <w:t>Como funciona:</w:t>
-      </w:r>
-      <w:r>
-        <w:t xml:space="preserve"> Através do sistema de </w:t>
-      </w:r>
-      <w:r>
-        <w:rPr>
-          <w:b/>
-          <w:bCs/>
-        </w:rPr>
-        <w:t>Webhooks</w:t>
-      </w:r>
-      <w:r>
-        <w:t xml:space="preserve"> da Meta.</w:t>
-      </w:r>
-    </w:p>
-    <w:p>
-      <w:pPr>
-        <w:numPr>
-          <w:ilvl w:val="0"/>
-          <w:numId w:val="3"/>
-        </w:numPr>
-      </w:pPr>
-      <w:r>
-        <w:rPr>
-          <w:b/>
-          <w:bCs/>
-        </w:rPr>
-        <w:t>A engenharia:</w:t>
-      </w:r>
-      <w:r>
-        <w:t xml:space="preserve"> Você criará um endpoint novo e aberto no seu servidor (ex: api/webhooks/meta_ads.php). Você vai lá no Gerenciador de Anúncios do Facebook e cadastra essa URL.</w:t>
-      </w:r>
-    </w:p>
-    <w:p>
-      <w:pPr>
-        <w:numPr>
-          <w:ilvl w:val="0"/>
-          <w:numId w:val="3"/>
-        </w:numPr>
-      </w:pPr>
-      <w:r>
-        <w:rPr>
-          <w:b/>
-          <w:bCs/>
-        </w:rPr>
-        <w:t>Resultado:</w:t>
-      </w:r>
-      <w:r>
-        <w:t xml:space="preserve"> No exato milissegundo que o cliente clica no anúncio e inicia a conversa, a Meta envia um pacote JSON oculto para o seu CRM contendo o nome, telefone e de qual carro (Campanha) ele veio. O seu PHP pega esse JSON, roda a função adicionarLead() e o lead já cai na coluna "Novos" do seu Funil instantaneamente, com a utm_campaign preenchida!</w:t>
-      </w:r>
-    </w:p>
-    <w:p/>
-    <w:p/>
-    <w:p>
-      <w:r>
-        <w:rPr>
-          <w:b/>
-          <w:bCs/>
-        </w:rPr>
-        <w:t>Automação de E-mail Marketing (RD Station / ActiveCampaign):</w:t>
-      </w:r>
-      <w:r>
-        <w:t xml:space="preserve"> Se o lead ficar com o status "lost" (Perdido) porque achou caro, o CRM avisa o RD Station para colocar esse cliente numa trilha de e-mails de "Ofertas de carros mais baratos"</w:t>
-      </w:r>
+      <w:bookmarkStart w:id="0" w:name="_GoBack"/>
+      <w:bookmarkEnd w:id="0"/>
     </w:p>
     <w:sectPr>
       <w:pgSz w:w="11906" w:h="16838"/>
@@ -474,7 +661,7 @@
 </file>
 
 <file path=word/numbering.xml><?xml version="1.0" encoding="utf-8"?>
-<w:numbering xmlns:wpc="http://schemas.microsoft.com/office/word/2010/wordprocessingCanvas" xmlns:cx="http://schemas.microsoft.com/office/drawing/2014/chartex" xmlns:cx1="http://schemas.microsoft.com/office/drawing/2015/9/8/chartex" xmlns:cx2="http://schemas.microsoft.com/office/drawing/2015/10/21/chartex" xmlns:cx3="http://schemas.microsoft.com/office/drawing/2016/5/9/chartex" xmlns:cx4="http://schemas.microsoft.com/office/drawing/2016/5/10/chartex" xmlns:cx5="http://schemas.microsoft.com/office/drawing/2016/5/11/chartex" xmlns:cx6="http://schemas.microsoft.com/office/drawing/2016/5/12/chartex" xmlns:cx7="http://schemas.microsoft.com/office/drawing/2016/5/13/chartex" xmlns:cx8="http://schemas.microsoft.com/office/drawing/2016/5/14/chartex" xmlns:mc="http://schemas.openxmlformats.org/markup-compatibility/2006" xmlns:aink="http://schemas.microsoft.com/office/drawing/2016/ink" xmlns:am3d="http://schemas.microsoft.com/office/drawing/2017/model3d" xmlns:o="urn:schemas-microsoft-com:office:office" xmlns:oel="http://schemas.microsoft.com/office/2019/extlst" xmlns:r="http://schemas.openxmlformats.org/officeDocument/2006/relationships" xmlns:m="http://schemas.openxmlformats.org/officeDocument/2006/math" xmlns:v="urn:schemas-microsoft-com:vml" xmlns:wp14="http://schemas.microsoft.com/office/word/2010/wordprocessingDrawing" xmlns:wp="http://schemas.openxmlformats.org/drawingml/2006/wordprocessingDrawing" xmlns:w10="urn:schemas-microsoft-com:office:word" xmlns:w="http://schemas.openxmlformats.org/wordprocessingml/2006/main" xmlns:w14="http://schemas.microsoft.com/office/word/2010/wordml" xmlns:w15="http://schemas.microsoft.com/office/word/2012/wordml" xmlns:w16cex="http://schemas.microsoft.com/office/word/2018/wordml/cex" xmlns:w16cid="http://schemas.microsoft.com/office/word/2016/wordml/cid" xmlns:w16="http://schemas.microsoft.com/office/word/2018/wordml" xmlns:w16du="http://schemas.microsoft.com/office/word/2023/wordml/word16du" xmlns:w16sdtdh="http://schemas.microsoft.com/office/word/2020/wordml/sdtdatahash" xmlns:w16sdtfl="http://schemas.microsoft.com/office/word/2024/wordml/sdtformatlock" xmlns:w16se="http://schemas.microsoft.com/office/word/2015/wordml/symex" xmlns:wpg="http://schemas.microsoft.com/office/word/2010/wordprocessingGroup" xmlns:wpi="http://schemas.microsoft.com/office/word/2010/wordprocessingInk" xmlns:wne="http://schemas.microsoft.com/office/word/2006/wordml" xmlns:wps="http://schemas.microsoft.com/office/word/2010/wordprocessingShape" mc:Ignorable="w14 w15 w16se w16cid w16 w16cex w16sdtdh w16sdtfl w16du wp14">
+<w:numbering xmlns:wpc="http://schemas.microsoft.com/office/word/2010/wordprocessingCanvas" xmlns:cx="http://schemas.microsoft.com/office/drawing/2014/chartex" xmlns:mc="http://schemas.openxmlformats.org/markup-compatibility/2006" xmlns:o="urn:schemas-microsoft-com:office:office" xmlns:r="http://schemas.openxmlformats.org/officeDocument/2006/relationships" xmlns:m="http://schemas.openxmlformats.org/officeDocument/2006/math" xmlns:v="urn:schemas-microsoft-com:vml" xmlns:wp14="http://schemas.microsoft.com/office/word/2010/wordprocessingDrawing" xmlns:wp="http://schemas.openxmlformats.org/drawingml/2006/wordprocessingDrawing" xmlns:w10="urn:schemas-microsoft-com:office:word" xmlns:w="http://schemas.openxmlformats.org/wordprocessingml/2006/main" xmlns:w14="http://schemas.microsoft.com/office/word/2010/wordml" xmlns:w15="http://schemas.microsoft.com/office/word/2012/wordml" xmlns:w16se="http://schemas.microsoft.com/office/word/2015/wordml/symex" xmlns:wpg="http://schemas.microsoft.com/office/word/2010/wordprocessingGroup" xmlns:wpi="http://schemas.microsoft.com/office/word/2010/wordprocessingInk" xmlns:wne="http://schemas.microsoft.com/office/word/2006/wordml" xmlns:wps="http://schemas.microsoft.com/office/word/2010/wordprocessingShape" mc:Ignorable="w14 w15 w16se wp14">
   <w:abstractNum w:abstractNumId="0" w15:restartNumberingAfterBreak="0">
     <w:nsid w:val="362B419D"/>
     <w:multiLevelType w:val="multilevel"/>
@@ -922,20 +1109,20 @@
       </w:rPr>
     </w:lvl>
   </w:abstractNum>
-  <w:num w:numId="1" w16cid:durableId="849371818">
+  <w:num w:numId="1">
     <w:abstractNumId w:val="0"/>
   </w:num>
-  <w:num w:numId="2" w16cid:durableId="2137479002">
+  <w:num w:numId="2">
     <w:abstractNumId w:val="2"/>
   </w:num>
-  <w:num w:numId="3" w16cid:durableId="179777512">
+  <w:num w:numId="3">
     <w:abstractNumId w:val="1"/>
   </w:num>
 </w:numbering>
 </file>
 
 <file path=word/styles.xml><?xml version="1.0" encoding="utf-8"?>
-<w:styles xmlns:mc="http://schemas.openxmlformats.org/markup-compatibility/2006" xmlns:r="http://schemas.openxmlformats.org/officeDocument/2006/relationships" xmlns:w="http://schemas.openxmlformats.org/wordprocessingml/2006/main" xmlns:w14="http://schemas.microsoft.com/office/word/2010/wordml" xmlns:w15="http://schemas.microsoft.com/office/word/2012/wordml" xmlns:w16cex="http://schemas.microsoft.com/office/word/2018/wordml/cex" xmlns:w16cid="http://schemas.microsoft.com/office/word/2016/wordml/cid" xmlns:w16="http://schemas.microsoft.com/office/word/2018/wordml" xmlns:w16du="http://schemas.microsoft.com/office/word/2023/wordml/word16du" xmlns:w16sdtdh="http://schemas.microsoft.com/office/word/2020/wordml/sdtdatahash" xmlns:w16sdtfl="http://schemas.microsoft.com/office/word/2024/wordml/sdtformatlock" xmlns:w16se="http://schemas.microsoft.com/office/word/2015/wordml/symex" mc:Ignorable="w14 w15 w16se w16cid w16 w16cex w16sdtdh w16sdtfl w16du">
+<w:styles xmlns:mc="http://schemas.openxmlformats.org/markup-compatibility/2006" xmlns:r="http://schemas.openxmlformats.org/officeDocument/2006/relationships" xmlns:w="http://schemas.openxmlformats.org/wordprocessingml/2006/main" xmlns:w14="http://schemas.microsoft.com/office/word/2010/wordml" xmlns:w15="http://schemas.microsoft.com/office/word/2012/wordml" xmlns:w16se="http://schemas.microsoft.com/office/word/2015/wordml/symex" mc:Ignorable="w14 w15 w16se">
   <w:docDefaults>
     <w:rPrDefault>
       <w:rPr>
@@ -953,7 +1140,7 @@
       </w:pPr>
     </w:pPrDefault>
   </w:docDefaults>
-  <w:latentStyles w:defLockedState="0" w:defUIPriority="99" w:defSemiHidden="0" w:defUnhideWhenUsed="0" w:defQFormat="0" w:count="376">
+  <w:latentStyles w:defLockedState="0" w:defUIPriority="99" w:defSemiHidden="0" w:defUnhideWhenUsed="0" w:defQFormat="0" w:count="371">
     <w:lsdException w:name="Normal" w:uiPriority="0" w:qFormat="1"/>
     <w:lsdException w:name="heading 1" w:uiPriority="9" w:qFormat="1"/>
     <w:lsdException w:name="heading 2" w:semiHidden="1" w:uiPriority="9" w:unhideWhenUsed="1" w:qFormat="1"/>
@@ -1325,11 +1512,6 @@
     <w:lsdException w:name="List Table 5 Dark Accent 6" w:uiPriority="50"/>
     <w:lsdException w:name="List Table 6 Colorful Accent 6" w:uiPriority="51"/>
     <w:lsdException w:name="List Table 7 Colorful Accent 6" w:uiPriority="52"/>
-    <w:lsdException w:name="Mention" w:semiHidden="1" w:unhideWhenUsed="1"/>
-    <w:lsdException w:name="Smart Hyperlink" w:semiHidden="1" w:unhideWhenUsed="1"/>
-    <w:lsdException w:name="Hashtag" w:semiHidden="1" w:unhideWhenUsed="1"/>
-    <w:lsdException w:name="Unresolved Mention" w:semiHidden="1" w:unhideWhenUsed="1"/>
-    <w:lsdException w:name="Smart Link" w:semiHidden="1" w:unhideWhenUsed="1"/>
   </w:latentStyles>
   <w:style w:type="paragraph" w:default="1" w:styleId="Normal">
     <w:name w:val="Normal"/>
@@ -1537,6 +1719,7 @@
   <w:style w:type="character" w:default="1" w:styleId="Fontepargpadro">
     <w:name w:val="Default Paragraph Font"/>
     <w:uiPriority w:val="1"/>
+    <w:semiHidden/>
     <w:unhideWhenUsed/>
   </w:style>
   <w:style w:type="table" w:default="1" w:styleId="Tabelanormal">
